--- a/zht/docx/037.content.docx
+++ b/zht/docx/037.content.docx
@@ -19,7 +19,7 @@
         <w:rPr>
           <w:lang w:val="zh_TW" w:bidi="zh_TW"/>
         </w:rPr>
-        <w:t>Resource: Tyndale Open Study Notes</w:t>
+        <w:t>Resource: Aquifer Open Study Notes (Profiles)</w:t>
       </w:r>
       <w:r>
         <w:rPr>
@@ -112,7 +112,7 @@
         <w:rPr>
           <w:lang w:val="zh_TW" w:bidi="zh_TW"/>
         </w:rPr>
-        <w:t>Tyndale Open Study Notes</w:t>
+        <w:t>Aquifer Open Study Notes (Profiles)</w:t>
       </w:r>
     </w:p>
     <w:p>

--- a/zht/docx/037.content.docx
+++ b/zht/docx/037.content.docx
@@ -233,48 +233,30 @@
         </w:rPr>
         <w:t>烏西雅是亞瑪謝和耶可利雅的兒子。他從公元前792年到公元前740年作猶大王，共五十二年（見</w:t>
       </w:r>
-      <w:hyperlink r:id="rId13">
-        <w:r>
-          <w:rPr>
-            <w:lang w:val="zh_TW" w:bidi="zh_TW"/>
-          </w:rPr>
-          <w:rPr>
-            <w:color w:val="0000EE"/>
-            <w:u w:val="single"/>
-          </w:rPr>
-          <w:t>王下14:21–22，</w:t>
-        </w:r>
-      </w:hyperlink>
-      <w:hyperlink r:id="rId14">
-        <w:r>
-          <w:rPr>
-            <w:lang w:val="zh_TW" w:bidi="zh_TW"/>
-          </w:rPr>
-          <w:rPr>
-            <w:color w:val="0000EE"/>
-            <w:u w:val="single"/>
-          </w:rPr>
-          <w:t>15:1–2</w:t>
-        </w:r>
-      </w:hyperlink>
+      <w:r>
+        <w:rPr>
+          <w:lang w:val="zh_TW" w:bidi="zh_TW"/>
+        </w:rPr>
+        <w:t>王下14:21–22，</w:t>
+      </w:r>
+      <w:r>
+        <w:rPr>
+          <w:lang w:val="zh_TW" w:bidi="zh_TW"/>
+        </w:rPr>
+        <w:t>15:1–2</w:t>
+      </w:r>
       <w:r>
         <w:rPr>
           <w:lang w:val="zh_TW" w:bidi="zh_TW"/>
         </w:rPr>
         <w:t>；</w:t>
       </w:r>
-      <w:hyperlink r:id="rId15">
-        <w:r>
-          <w:rPr>
-            <w:lang w:val="zh_TW" w:bidi="zh_TW"/>
-          </w:rPr>
-          <w:rPr>
-            <w:color w:val="0000EE"/>
-            <w:u w:val="single"/>
-          </w:rPr>
-          <w:t>代下26:1–3</w:t>
-        </w:r>
-      </w:hyperlink>
+      <w:r>
+        <w:rPr>
+          <w:lang w:val="zh_TW" w:bidi="zh_TW"/>
+        </w:rPr>
+        <w:t>代下26:1–3</w:t>
+      </w:r>
       <w:r>
         <w:rPr>
           <w:lang w:val="zh_TW" w:bidi="zh_TW"/>
@@ -295,18 +277,12 @@
         </w:rPr>
         <w:t>在烏西雅統治的大部分時間裡，耶羅波安二世於公元前793年至公元前753年統治北國以色列。兩位君王都非常成功，為以色列和猶大帶來長期的繁榮。烏西雅成功擊敗非利士人，並在耶路撒冷及猶大全地建造許多防禦工程。他「尋求耶和華」（</w:t>
       </w:r>
-      <w:hyperlink r:id="rId16">
-        <w:r>
-          <w:rPr>
-            <w:lang w:val="zh_TW" w:bidi="zh_TW"/>
-          </w:rPr>
-          <w:rPr>
-            <w:color w:val="0000EE"/>
-            <w:u w:val="single"/>
-          </w:rPr>
-          <w:t>代下26:5</w:t>
-        </w:r>
-      </w:hyperlink>
+      <w:r>
+        <w:rPr>
+          <w:lang w:val="zh_TW" w:bidi="zh_TW"/>
+        </w:rPr>
+        <w:t>代下26:5</w:t>
+      </w:r>
       <w:r>
         <w:rPr>
           <w:lang w:val="zh_TW" w:bidi="zh_TW"/>
@@ -327,66 +303,42 @@
         </w:rPr>
         <w:t>在烏西雅統治期間，有幾位先知活動。阿摩司和何西阿在他統治時期傳講預言（</w:t>
       </w:r>
-      <w:hyperlink r:id="rId17">
-        <w:r>
-          <w:rPr>
-            <w:lang w:val="zh_TW" w:bidi="zh_TW"/>
-          </w:rPr>
-          <w:rPr>
-            <w:color w:val="0000EE"/>
-            <w:u w:val="single"/>
-          </w:rPr>
-          <w:t>何1:1；</w:t>
-        </w:r>
-      </w:hyperlink>
-      <w:hyperlink r:id="rId18">
-        <w:r>
-          <w:rPr>
-            <w:lang w:val="zh_TW" w:bidi="zh_TW"/>
-          </w:rPr>
-          <w:rPr>
-            <w:color w:val="0000EE"/>
-            <w:u w:val="single"/>
-          </w:rPr>
-          <w:t>摩1:1</w:t>
-        </w:r>
-      </w:hyperlink>
+      <w:r>
+        <w:rPr>
+          <w:lang w:val="zh_TW" w:bidi="zh_TW"/>
+        </w:rPr>
+        <w:t>何1:1；</w:t>
+      </w:r>
+      <w:r>
+        <w:rPr>
+          <w:lang w:val="zh_TW" w:bidi="zh_TW"/>
+        </w:rPr>
+        <w:t>摩1:1</w:t>
+      </w:r>
       <w:r>
         <w:rPr>
           <w:lang w:val="zh_TW" w:bidi="zh_TW"/>
         </w:rPr>
         <w:t>），雖然他們的信息主要針對北國。先知以賽亞則在烏西雅去世那年受呼召（</w:t>
       </w:r>
-      <w:hyperlink r:id="rId19">
-        <w:r>
-          <w:rPr>
-            <w:lang w:val="zh_TW" w:bidi="zh_TW"/>
-          </w:rPr>
-          <w:rPr>
-            <w:color w:val="0000EE"/>
-            <w:u w:val="single"/>
-          </w:rPr>
-          <w:t>賽1:1</w:t>
-        </w:r>
-      </w:hyperlink>
+      <w:r>
+        <w:rPr>
+          <w:lang w:val="zh_TW" w:bidi="zh_TW"/>
+        </w:rPr>
+        <w:t>賽1:1</w:t>
+      </w:r>
       <w:r>
         <w:rPr>
           <w:lang w:val="zh_TW" w:bidi="zh_TW"/>
         </w:rPr>
         <w:t>，</w:t>
       </w:r>
-      <w:hyperlink r:id="rId20">
-        <w:r>
-          <w:rPr>
-            <w:lang w:val="zh_TW" w:bidi="zh_TW"/>
-          </w:rPr>
-          <w:rPr>
-            <w:color w:val="0000EE"/>
-            <w:u w:val="single"/>
-          </w:rPr>
-          <w:t>6:1</w:t>
-        </w:r>
-      </w:hyperlink>
+      <w:r>
+        <w:rPr>
+          <w:lang w:val="zh_TW" w:bidi="zh_TW"/>
+        </w:rPr>
+        <w:t>6:1</w:t>
+      </w:r>
       <w:r>
         <w:rPr>
           <w:lang w:val="zh_TW" w:bidi="zh_TW"/>
@@ -407,36 +359,24 @@
         </w:rPr>
         <w:t>烏西雅因著其各項成就而心高氣傲，這最終導致了他的敗亡（</w:t>
       </w:r>
-      <w:hyperlink r:id="rId21">
-        <w:r>
-          <w:rPr>
-            <w:lang w:val="zh_TW" w:bidi="zh_TW"/>
-          </w:rPr>
-          <w:rPr>
-            <w:color w:val="0000EE"/>
-            <w:u w:val="single"/>
-          </w:rPr>
-          <w:t>代下26:16</w:t>
-        </w:r>
-      </w:hyperlink>
+      <w:r>
+        <w:rPr>
+          <w:lang w:val="zh_TW" w:bidi="zh_TW"/>
+        </w:rPr>
+        <w:t>代下26:16</w:t>
+      </w:r>
       <w:r>
         <w:rPr>
           <w:lang w:val="zh_TW" w:bidi="zh_TW"/>
         </w:rPr>
         <w:t>）。他擅自充當祭司，進入聖殿的聖所燒香。祭司們試圖阻止他得罪耶和華，但他卻怒氣沖沖，無視他們的警告。因他的悖逆，神使他長痲瘋，他不得不在餘生中與人隔離。烏西雅死後與列祖同葬，但因為他患痲瘋，他的墳墓被安置在稍遠的地方（</w:t>
       </w:r>
-      <w:hyperlink r:id="rId22">
-        <w:r>
-          <w:rPr>
-            <w:lang w:val="zh_TW" w:bidi="zh_TW"/>
-          </w:rPr>
-          <w:rPr>
-            <w:color w:val="0000EE"/>
-            <w:u w:val="single"/>
-          </w:rPr>
-          <w:t>代下26:23</w:t>
-        </w:r>
-      </w:hyperlink>
+      <w:r>
+        <w:rPr>
+          <w:lang w:val="zh_TW" w:bidi="zh_TW"/>
+        </w:rPr>
+        <w:t>代下26:23</w:t>
+      </w:r>
       <w:r>
         <w:rPr>
           <w:lang w:val="zh_TW" w:bidi="zh_TW"/>
@@ -466,114 +406,66 @@
           <w:lang w:val="zh_TW" w:bidi="zh_TW"/>
         </w:rPr>
       </w:r>
-      <w:hyperlink r:id="rId13">
-        <w:r>
-          <w:rPr>
-            <w:lang w:val="zh_TW" w:bidi="zh_TW"/>
-          </w:rPr>
-          <w:rPr>
-            <w:color w:val="0000EE"/>
-            <w:u w:val="single"/>
-          </w:rPr>
-          <w:t>王下14:21–22</w:t>
-        </w:r>
-      </w:hyperlink>
+      <w:r>
+        <w:rPr>
+          <w:lang w:val="zh_TW" w:bidi="zh_TW"/>
+        </w:rPr>
+        <w:t>王下14:21–22</w:t>
+      </w:r>
       <w:r>
         <w:rPr>
           <w:lang w:val="zh_TW" w:bidi="zh_TW"/>
         </w:rPr>
         <w:t>，</w:t>
       </w:r>
-      <w:hyperlink r:id="rId23">
-        <w:r>
-          <w:rPr>
-            <w:lang w:val="zh_TW" w:bidi="zh_TW"/>
-          </w:rPr>
-          <w:rPr>
-            <w:color w:val="0000EE"/>
-            <w:u w:val="single"/>
-          </w:rPr>
-          <w:t>15:1–7；</w:t>
-        </w:r>
-      </w:hyperlink>
-      <w:hyperlink r:id="rId24">
-        <w:r>
-          <w:rPr>
-            <w:lang w:val="zh_TW" w:bidi="zh_TW"/>
-          </w:rPr>
-          <w:rPr>
-            <w:color w:val="0000EE"/>
-            <w:u w:val="single"/>
-          </w:rPr>
-          <w:t>代下26:1–23；</w:t>
-        </w:r>
-      </w:hyperlink>
-      <w:hyperlink r:id="rId19">
-        <w:r>
-          <w:rPr>
-            <w:lang w:val="zh_TW" w:bidi="zh_TW"/>
-          </w:rPr>
-          <w:rPr>
-            <w:color w:val="0000EE"/>
-            <w:u w:val="single"/>
-          </w:rPr>
-          <w:t>賽1:1</w:t>
-        </w:r>
-      </w:hyperlink>
+      <w:r>
+        <w:rPr>
+          <w:lang w:val="zh_TW" w:bidi="zh_TW"/>
+        </w:rPr>
+        <w:t>15:1–7；</w:t>
+      </w:r>
+      <w:r>
+        <w:rPr>
+          <w:lang w:val="zh_TW" w:bidi="zh_TW"/>
+        </w:rPr>
+        <w:t>代下26:1–23；</w:t>
+      </w:r>
+      <w:r>
+        <w:rPr>
+          <w:lang w:val="zh_TW" w:bidi="zh_TW"/>
+        </w:rPr>
+        <w:t>賽1:1</w:t>
+      </w:r>
       <w:r>
         <w:rPr>
           <w:lang w:val="zh_TW" w:bidi="zh_TW"/>
         </w:rPr>
         <w:t>，</w:t>
       </w:r>
-      <w:hyperlink r:id="rId20">
-        <w:r>
-          <w:rPr>
-            <w:lang w:val="zh_TW" w:bidi="zh_TW"/>
-          </w:rPr>
-          <w:rPr>
-            <w:color w:val="0000EE"/>
-            <w:u w:val="single"/>
-          </w:rPr>
-          <w:t>6:1；</w:t>
-        </w:r>
-      </w:hyperlink>
-      <w:hyperlink r:id="rId17">
-        <w:r>
-          <w:rPr>
-            <w:lang w:val="zh_TW" w:bidi="zh_TW"/>
-          </w:rPr>
-          <w:rPr>
-            <w:color w:val="0000EE"/>
-            <w:u w:val="single"/>
-          </w:rPr>
-          <w:t>何1:1；</w:t>
-        </w:r>
-      </w:hyperlink>
-      <w:hyperlink r:id="rId18">
-        <w:r>
-          <w:rPr>
-            <w:lang w:val="zh_TW" w:bidi="zh_TW"/>
-          </w:rPr>
-          <w:rPr>
-            <w:color w:val="0000EE"/>
-            <w:u w:val="single"/>
-          </w:rPr>
-          <w:t>摩1:1；</w:t>
-        </w:r>
-      </w:hyperlink>
-      <w:hyperlink r:id="rId25">
-        <w:r>
-          <w:rPr>
-            <w:lang w:val="zh_TW" w:bidi="zh_TW"/>
-          </w:rPr>
-          <w:rPr>
-            <w:color w:val="0000EE"/>
-            <w:u w:val="single"/>
-          </w:rPr>
-          <w:t>亞14:5</w:t>
-        </w:r>
-      </w:hyperlink>
+      <w:r>
+        <w:rPr>
+          <w:lang w:val="zh_TW" w:bidi="zh_TW"/>
+        </w:rPr>
+        <w:t>6:1；</w:t>
+      </w:r>
+      <w:r>
+        <w:rPr>
+          <w:lang w:val="zh_TW" w:bidi="zh_TW"/>
+        </w:rPr>
+        <w:t>何1:1；</w:t>
+      </w:r>
+      <w:r>
+        <w:rPr>
+          <w:lang w:val="zh_TW" w:bidi="zh_TW"/>
+        </w:rPr>
+        <w:t>摩1:1；</w:t>
+      </w:r>
+      <w:r>
+        <w:rPr>
+          <w:lang w:val="zh_TW" w:bidi="zh_TW"/>
+        </w:rPr>
+        <w:t>亞14:5</w:t>
+      </w:r>
       <w:r>
         <w:rPr>
           <w:lang w:val="zh_TW" w:bidi="zh_TW"/>
